--- a/examples/classification/doc/19-probabilistic-multinomial.docx
+++ b/examples/classification/doc/19-probabilistic-multinomial.docx
@@ -912,16 +912,7 @@
         <w:rPr>
           <w:rStyle w:val="VerbatimChar"/>
         </w:rPr>
-        <w:t xml:space="preserve">##    accuracy TP TN FP FN precision recall sensitivity specificity f1</w:t>
-      </w:r>
-      <w:r>
-        <w:br/>
-      </w:r>
-      <w:r>
-        <w:rPr>
-          <w:rStyle w:val="VerbatimChar"/>
-        </w:rPr>
-        <w:t xml:space="preserve">## 1 0.9916667 41 79  0  0         1      1           1           1  1</w:t>
+        <w:t xml:space="preserve">## NULL</w:t>
       </w:r>
     </w:p>
     <w:p>
@@ -1041,16 +1032,7 @@
         <w:rPr>
           <w:rStyle w:val="VerbatimChar"/>
         </w:rPr>
-        <w:t xml:space="preserve">##    accuracy TP TN FP FN precision recall sensitivity specificity f1</w:t>
-      </w:r>
-      <w:r>
-        <w:br/>
-      </w:r>
-      <w:r>
-        <w:rPr>
-          <w:rStyle w:val="VerbatimChar"/>
-        </w:rPr>
-        <w:t xml:space="preserve">## 1 0.9666667  9 21  0  0         1      1           1           1  1</w:t>
+        <w:t xml:space="preserve">## NULL</w:t>
       </w:r>
     </w:p>
     <w:p>

--- a/examples/classification/doc/19-probabilistic-multinomial.docx
+++ b/examples/classification/doc/19-probabilistic-multinomial.docx
@@ -912,7 +912,16 @@
         <w:rPr>
           <w:rStyle w:val="VerbatimChar"/>
         </w:rPr>
-        <w:t xml:space="preserve">## NULL</w:t>
+        <w:t xml:space="preserve">##    accuracy TP TN FP FN precision recall sensitivity specificity f1</w:t>
+      </w:r>
+      <w:r>
+        <w:br/>
+      </w:r>
+      <w:r>
+        <w:rPr>
+          <w:rStyle w:val="VerbatimChar"/>
+        </w:rPr>
+        <w:t xml:space="preserve">## 1 0.9916667 41 79  0  0         1      1           1           1  1</w:t>
       </w:r>
     </w:p>
     <w:p>
@@ -1032,7 +1041,16 @@
         <w:rPr>
           <w:rStyle w:val="VerbatimChar"/>
         </w:rPr>
-        <w:t xml:space="preserve">## NULL</w:t>
+        <w:t xml:space="preserve">##    accuracy TP TN FP FN precision recall sensitivity specificity f1</w:t>
+      </w:r>
+      <w:r>
+        <w:br/>
+      </w:r>
+      <w:r>
+        <w:rPr>
+          <w:rStyle w:val="VerbatimChar"/>
+        </w:rPr>
+        <w:t xml:space="preserve">## 1 0.9666667  9 21  0  0         1      1           1           1  1</w:t>
       </w:r>
     </w:p>
     <w:p>
